--- a/docs/architecture.md.docx
+++ b/docs/architecture.md.docx
@@ -7,7 +7,7 @@
         <w:pStyle w:val="Heading1"/>
         <w:rPr/>
       </w:pPr>
-      <w:bookmarkStart w:colFirst="0" w:colLast="0" w:name="_yfzbh8utvkc" w:id="0"/>
+      <w:bookmarkStart w:colFirst="0" w:colLast="0" w:name="_d158d952i8sa" w:id="0"/>
       <w:bookmarkEnd w:id="0"/>
       <w:r>
         <w:rPr>
